--- a/C2_EDP_Program_CoverSheet.docx
+++ b/C2_EDP_Program_CoverSheet.docx
@@ -305,7 +305,7 @@
           <w:sz w:val="28"/>
           <w:szCs w:val="28"/>
         </w:rPr>
-        <w:t>3rd</w:t>
+        <w:t>5th</w:t>
       </w:r>
       <w:r>
         <w:rPr>
